--- a/docs/docx/01_기획명세서/spec_support.docx
+++ b/docs/docx/01_기획명세서/spec_support.docx
@@ -7909,6 +7909,1288 @@
         <w:t xml:space="preserve">— content 최대 50,000자이므로 목록 API에서 content 제외 반환. 상세 조회 시에만 포함한다.</w:t>
       </w:r>
     </w:p>
+    <w:p>
+      <w:r>
+        <w:pict>
+          <v:rect style="width:0;height:1.5pt" o:hralign="center" o:hrstd="t" o:hr="t"/>
+        </w:pict>
+      </w:r>
+    </w:p>
+    <w:p>
+      <w:pPr>
+        <w:pStyle w:val="Heading2"/>
+      </w:pPr>
+      <w:bookmarkStart w:id="35" w:name="정상작동-시나리오"/>
+      <w:r>
+        <w:t xml:space="preserve">4. 정상작동 시나리오</w:t>
+      </w:r>
+      <w:bookmarkEnd w:id="35"/>
+    </w:p>
+    <w:p>
+      <w:pPr>
+        <w:pStyle w:val="Heading3"/>
+      </w:pPr>
+      <w:bookmarkStart w:id="36" w:name="시나리오-1-11-문의-답변"/>
+      <w:r>
+        <w:t xml:space="preserve">시나리오 1: 1:1 문의 답변</w:t>
+      </w:r>
+      <w:bookmarkEnd w:id="36"/>
+    </w:p>
+    <w:tbl>
+      <w:tblPr>
+        <w:tblStyle w:val="Table"/>
+        <w:jc w:val="center"/>
+        <w:tblLook w:firstRow="1"/>
+        <w:tblW w:w="5000" w:type="pct"/>
+      </w:tblPr>
+      <w:tblGrid/>
+      <w:tr>
+        <w:trPr>
+          <w:cnfStyle w:firstRow="1"/>
+          <w:tblHeader/>
+        </w:trPr>
+        <w:tc>
+          <w:tcPr>
+            <w:tcBorders>
+              <w:bottom w:val="single"/>
+            </w:tcBorders>
+            <w:vAlign w:val="bottom"/>
+            <w:tcBorders>
+              <w:top w:val="single" w:sz="6" w:space="0" w:color="2E75B6"/>
+              <w:bottom w:val="single" w:sz="6" w:space="0" w:color="2E75B6"/>
+              <w:left w:val="single" w:sz="4" w:space="0" w:color="BFBFBF"/>
+              <w:right w:val="single" w:sz="4" w:space="0" w:color="BFBFBF"/>
+            </w:tcBorders>
+            <w:shd w:fill="2E75B6" w:val="clear"/>
+            <w:tcMar>
+              <w:top w:w="50" w:type="dxa"/>
+              <w:bottom w:w="50" w:type="dxa"/>
+              <w:left w:w="100" w:type="dxa"/>
+              <w:right w:w="100" w:type="dxa"/>
+            </w:tcMar>
+          </w:tcPr>
+          <w:p>
+            <w:pPr>
+              <w:pStyle w:val="Compact"/>
+              <w:spacing w:before="20" w:after="20" w:line="280" w:lineRule="exact"/>
+              <w:jc w:val="left"/>
+            </w:pPr>
+            <w:r>
+              <w:rPr>
+                <w:rFonts w:ascii="Arial" w:hAnsi="Arial" w:eastAsia="맑은 고딕"/>
+                <w:b/>
+                <w:color w:val="FFFFFF"/>
+                <w:sz w:val="18"/>
+              </w:rPr>
+              <w:t xml:space="preserve">단계</w:t>
+            </w:r>
+          </w:p>
+        </w:tc>
+        <w:tc>
+          <w:tcPr>
+            <w:tcBorders>
+              <w:bottom w:val="single"/>
+            </w:tcBorders>
+            <w:vAlign w:val="bottom"/>
+            <w:tcBorders>
+              <w:top w:val="single" w:sz="6" w:space="0" w:color="2E75B6"/>
+              <w:bottom w:val="single" w:sz="6" w:space="0" w:color="2E75B6"/>
+              <w:left w:val="single" w:sz="4" w:space="0" w:color="BFBFBF"/>
+              <w:right w:val="single" w:sz="4" w:space="0" w:color="BFBFBF"/>
+            </w:tcBorders>
+            <w:shd w:fill="2E75B6" w:val="clear"/>
+            <w:tcMar>
+              <w:top w:w="50" w:type="dxa"/>
+              <w:bottom w:w="50" w:type="dxa"/>
+              <w:left w:w="100" w:type="dxa"/>
+              <w:right w:w="100" w:type="dxa"/>
+            </w:tcMar>
+          </w:tcPr>
+          <w:p>
+            <w:pPr>
+              <w:pStyle w:val="Compact"/>
+              <w:spacing w:before="20" w:after="20" w:line="280" w:lineRule="exact"/>
+              <w:jc w:val="left"/>
+            </w:pPr>
+            <w:r>
+              <w:rPr>
+                <w:rFonts w:ascii="Arial" w:hAnsi="Arial" w:eastAsia="맑은 고딕"/>
+                <w:b/>
+                <w:color w:val="FFFFFF"/>
+                <w:sz w:val="18"/>
+              </w:rPr>
+              <w:t xml:space="preserve">사용자 행동</w:t>
+            </w:r>
+          </w:p>
+        </w:tc>
+        <w:tc>
+          <w:tcPr>
+            <w:tcBorders>
+              <w:bottom w:val="single"/>
+            </w:tcBorders>
+            <w:vAlign w:val="bottom"/>
+            <w:tcBorders>
+              <w:top w:val="single" w:sz="6" w:space="0" w:color="2E75B6"/>
+              <w:bottom w:val="single" w:sz="6" w:space="0" w:color="2E75B6"/>
+              <w:left w:val="single" w:sz="4" w:space="0" w:color="BFBFBF"/>
+              <w:right w:val="single" w:sz="4" w:space="0" w:color="BFBFBF"/>
+            </w:tcBorders>
+            <w:shd w:fill="2E75B6" w:val="clear"/>
+            <w:tcMar>
+              <w:top w:w="50" w:type="dxa"/>
+              <w:bottom w:w="50" w:type="dxa"/>
+              <w:left w:w="100" w:type="dxa"/>
+              <w:right w:w="100" w:type="dxa"/>
+            </w:tcMar>
+          </w:tcPr>
+          <w:p>
+            <w:pPr>
+              <w:pStyle w:val="Compact"/>
+              <w:spacing w:before="20" w:after="20" w:line="280" w:lineRule="exact"/>
+              <w:jc w:val="left"/>
+            </w:pPr>
+            <w:r>
+              <w:rPr>
+                <w:rFonts w:ascii="Arial" w:hAnsi="Arial" w:eastAsia="맑은 고딕"/>
+                <w:b/>
+                <w:color w:val="FFFFFF"/>
+                <w:sz w:val="18"/>
+              </w:rPr>
+              <w:t xml:space="preserve">시스템 응답</w:t>
+            </w:r>
+          </w:p>
+        </w:tc>
+        <w:tc>
+          <w:tcPr>
+            <w:tcBorders>
+              <w:bottom w:val="single"/>
+            </w:tcBorders>
+            <w:vAlign w:val="bottom"/>
+            <w:tcBorders>
+              <w:top w:val="single" w:sz="6" w:space="0" w:color="2E75B6"/>
+              <w:bottom w:val="single" w:sz="6" w:space="0" w:color="2E75B6"/>
+              <w:left w:val="single" w:sz="4" w:space="0" w:color="BFBFBF"/>
+              <w:right w:val="single" w:sz="4" w:space="0" w:color="BFBFBF"/>
+            </w:tcBorders>
+            <w:shd w:fill="2E75B6" w:val="clear"/>
+            <w:tcMar>
+              <w:top w:w="50" w:type="dxa"/>
+              <w:bottom w:w="50" w:type="dxa"/>
+              <w:left w:w="100" w:type="dxa"/>
+              <w:right w:w="100" w:type="dxa"/>
+            </w:tcMar>
+          </w:tcPr>
+          <w:p>
+            <w:pPr>
+              <w:pStyle w:val="Compact"/>
+              <w:spacing w:before="20" w:after="20" w:line="280" w:lineRule="exact"/>
+              <w:jc w:val="left"/>
+            </w:pPr>
+            <w:r>
+              <w:rPr>
+                <w:rFonts w:ascii="Arial" w:hAnsi="Arial" w:eastAsia="맑은 고딕"/>
+                <w:b/>
+                <w:color w:val="FFFFFF"/>
+                <w:sz w:val="18"/>
+              </w:rPr>
+              <w:t xml:space="preserve">검증 포인트</w:t>
+            </w:r>
+          </w:p>
+        </w:tc>
+      </w:tr>
+      <w:tr>
+        <w:trPr/>
+        <w:tc>
+          <w:tcPr>
+            <w:tcBorders>
+              <w:top w:val="single" w:sz="4" w:space="0" w:color="BFBFBF"/>
+              <w:bottom w:val="single" w:sz="4" w:space="0" w:color="BFBFBF"/>
+              <w:left w:val="single" w:sz="4" w:space="0" w:color="BFBFBF"/>
+              <w:right w:val="single" w:sz="4" w:space="0" w:color="BFBFBF"/>
+            </w:tcBorders>
+            <w:tcMar>
+              <w:top w:w="50" w:type="dxa"/>
+              <w:bottom w:w="50" w:type="dxa"/>
+              <w:left w:w="100" w:type="dxa"/>
+              <w:right w:w="100" w:type="dxa"/>
+            </w:tcMar>
+          </w:tcPr>
+          <w:p>
+            <w:pPr>
+              <w:pStyle w:val="Compact"/>
+              <w:spacing w:before="20" w:after="20" w:line="280" w:lineRule="exact"/>
+              <w:jc w:val="left"/>
+            </w:pPr>
+            <w:r>
+              <w:rPr>
+                <w:rFonts w:ascii="Arial" w:hAnsi="Arial" w:eastAsia="맑은 고딕"/>
+                <w:color w:val="333333"/>
+                <w:sz w:val="18"/>
+              </w:rPr>
+              <w:t xml:space="preserve">1</w:t>
+            </w:r>
+          </w:p>
+        </w:tc>
+        <w:tc>
+          <w:tcPr>
+            <w:tcBorders>
+              <w:top w:val="single" w:sz="4" w:space="0" w:color="BFBFBF"/>
+              <w:bottom w:val="single" w:sz="4" w:space="0" w:color="BFBFBF"/>
+              <w:left w:val="single" w:sz="4" w:space="0" w:color="BFBFBF"/>
+              <w:right w:val="single" w:sz="4" w:space="0" w:color="BFBFBF"/>
+            </w:tcBorders>
+            <w:tcMar>
+              <w:top w:w="50" w:type="dxa"/>
+              <w:bottom w:w="50" w:type="dxa"/>
+              <w:left w:w="100" w:type="dxa"/>
+              <w:right w:w="100" w:type="dxa"/>
+            </w:tcMar>
+          </w:tcPr>
+          <w:p>
+            <w:pPr>
+              <w:pStyle w:val="Compact"/>
+              <w:spacing w:before="20" w:after="20" w:line="280" w:lineRule="exact"/>
+              <w:jc w:val="left"/>
+            </w:pPr>
+            <w:r>
+              <w:rPr>
+                <w:rFonts w:ascii="Arial" w:hAnsi="Arial" w:eastAsia="맑은 고딕"/>
+                <w:color w:val="333333"/>
+                <w:sz w:val="18"/>
+              </w:rPr>
+              <w:t xml:space="preserve">고객센터 → 1:1 문의 진입</w:t>
+            </w:r>
+          </w:p>
+        </w:tc>
+        <w:tc>
+          <w:tcPr>
+            <w:tcBorders>
+              <w:top w:val="single" w:sz="4" w:space="0" w:color="BFBFBF"/>
+              <w:bottom w:val="single" w:sz="4" w:space="0" w:color="BFBFBF"/>
+              <w:left w:val="single" w:sz="4" w:space="0" w:color="BFBFBF"/>
+              <w:right w:val="single" w:sz="4" w:space="0" w:color="BFBFBF"/>
+            </w:tcBorders>
+            <w:tcMar>
+              <w:top w:w="50" w:type="dxa"/>
+              <w:bottom w:w="50" w:type="dxa"/>
+              <w:left w:w="100" w:type="dxa"/>
+              <w:right w:w="100" w:type="dxa"/>
+            </w:tcMar>
+          </w:tcPr>
+          <w:p>
+            <w:pPr>
+              <w:pStyle w:val="Compact"/>
+              <w:spacing w:before="20" w:after="20" w:line="280" w:lineRule="exact"/>
+              <w:jc w:val="left"/>
+            </w:pPr>
+            <w:r>
+              <w:rPr>
+                <w:rFonts w:ascii="Arial" w:hAnsi="Arial" w:eastAsia="맑은 고딕"/>
+                <w:color w:val="333333"/>
+                <w:sz w:val="18"/>
+              </w:rPr>
+              <w:t xml:space="preserve">미답변 우선 정렬 목록 로드</w:t>
+            </w:r>
+          </w:p>
+        </w:tc>
+        <w:tc>
+          <w:tcPr>
+            <w:tcBorders>
+              <w:top w:val="single" w:sz="4" w:space="0" w:color="BFBFBF"/>
+              <w:bottom w:val="single" w:sz="4" w:space="0" w:color="BFBFBF"/>
+              <w:left w:val="single" w:sz="4" w:space="0" w:color="BFBFBF"/>
+              <w:right w:val="single" w:sz="4" w:space="0" w:color="BFBFBF"/>
+            </w:tcBorders>
+            <w:tcMar>
+              <w:top w:w="50" w:type="dxa"/>
+              <w:bottom w:w="50" w:type="dxa"/>
+              <w:left w:w="100" w:type="dxa"/>
+              <w:right w:w="100" w:type="dxa"/>
+            </w:tcMar>
+          </w:tcPr>
+          <w:p>
+            <w:pPr>
+              <w:pStyle w:val="Compact"/>
+              <w:spacing w:before="20" w:after="20" w:line="280" w:lineRule="exact"/>
+              <w:jc w:val="left"/>
+            </w:pPr>
+            <w:r>
+              <w:rPr>
+                <w:rFonts w:ascii="Arial" w:hAnsi="Arial" w:eastAsia="맑은 고딕"/>
+                <w:color w:val="333333"/>
+                <w:sz w:val="18"/>
+              </w:rPr>
+              <w:t xml:space="preserve">status=pending 상단</w:t>
+            </w:r>
+          </w:p>
+        </w:tc>
+      </w:tr>
+      <w:tr>
+        <w:trPr/>
+        <w:tc>
+          <w:tcPr>
+            <w:tcBorders>
+              <w:top w:val="single" w:sz="4" w:space="0" w:color="BFBFBF"/>
+              <w:bottom w:val="single" w:sz="4" w:space="0" w:color="BFBFBF"/>
+              <w:left w:val="single" w:sz="4" w:space="0" w:color="BFBFBF"/>
+              <w:right w:val="single" w:sz="4" w:space="0" w:color="BFBFBF"/>
+            </w:tcBorders>
+            <w:shd w:fill="F2F7FB" w:val="clear"/>
+            <w:tcMar>
+              <w:top w:w="50" w:type="dxa"/>
+              <w:bottom w:w="50" w:type="dxa"/>
+              <w:left w:w="100" w:type="dxa"/>
+              <w:right w:w="100" w:type="dxa"/>
+            </w:tcMar>
+          </w:tcPr>
+          <w:p>
+            <w:pPr>
+              <w:pStyle w:val="Compact"/>
+              <w:spacing w:before="20" w:after="20" w:line="280" w:lineRule="exact"/>
+              <w:jc w:val="left"/>
+            </w:pPr>
+            <w:r>
+              <w:rPr>
+                <w:rFonts w:ascii="Arial" w:hAnsi="Arial" w:eastAsia="맑은 고딕"/>
+                <w:color w:val="333333"/>
+                <w:sz w:val="18"/>
+              </w:rPr>
+              <w:t xml:space="preserve">2</w:t>
+            </w:r>
+          </w:p>
+        </w:tc>
+        <w:tc>
+          <w:tcPr>
+            <w:tcBorders>
+              <w:top w:val="single" w:sz="4" w:space="0" w:color="BFBFBF"/>
+              <w:bottom w:val="single" w:sz="4" w:space="0" w:color="BFBFBF"/>
+              <w:left w:val="single" w:sz="4" w:space="0" w:color="BFBFBF"/>
+              <w:right w:val="single" w:sz="4" w:space="0" w:color="BFBFBF"/>
+            </w:tcBorders>
+            <w:shd w:fill="F2F7FB" w:val="clear"/>
+            <w:tcMar>
+              <w:top w:w="50" w:type="dxa"/>
+              <w:bottom w:w="50" w:type="dxa"/>
+              <w:left w:w="100" w:type="dxa"/>
+              <w:right w:w="100" w:type="dxa"/>
+            </w:tcMar>
+          </w:tcPr>
+          <w:p>
+            <w:pPr>
+              <w:pStyle w:val="Compact"/>
+              <w:spacing w:before="20" w:after="20" w:line="280" w:lineRule="exact"/>
+              <w:jc w:val="left"/>
+            </w:pPr>
+            <w:r>
+              <w:rPr>
+                <w:rFonts w:ascii="Arial" w:hAnsi="Arial" w:eastAsia="맑은 고딕"/>
+                <w:color w:val="333333"/>
+                <w:sz w:val="18"/>
+              </w:rPr>
+              <w:t xml:space="preserve">문의 행 클릭</w:t>
+            </w:r>
+          </w:p>
+        </w:tc>
+        <w:tc>
+          <w:tcPr>
+            <w:tcBorders>
+              <w:top w:val="single" w:sz="4" w:space="0" w:color="BFBFBF"/>
+              <w:bottom w:val="single" w:sz="4" w:space="0" w:color="BFBFBF"/>
+              <w:left w:val="single" w:sz="4" w:space="0" w:color="BFBFBF"/>
+              <w:right w:val="single" w:sz="4" w:space="0" w:color="BFBFBF"/>
+            </w:tcBorders>
+            <w:shd w:fill="F2F7FB" w:val="clear"/>
+            <w:tcMar>
+              <w:top w:w="50" w:type="dxa"/>
+              <w:bottom w:w="50" w:type="dxa"/>
+              <w:left w:w="100" w:type="dxa"/>
+              <w:right w:w="100" w:type="dxa"/>
+            </w:tcMar>
+          </w:tcPr>
+          <w:p>
+            <w:pPr>
+              <w:pStyle w:val="Compact"/>
+              <w:spacing w:before="20" w:after="20" w:line="280" w:lineRule="exact"/>
+              <w:jc w:val="left"/>
+            </w:pPr>
+            <w:r>
+              <w:rPr>
+                <w:rFonts w:ascii="Arial" w:hAnsi="Arial" w:eastAsia="맑은 고딕"/>
+                <w:color w:val="333333"/>
+                <w:sz w:val="18"/>
+              </w:rPr>
+              <w:t xml:space="preserve">상세 페이지: 문의 내용 + 답변 폼</w:t>
+            </w:r>
+          </w:p>
+        </w:tc>
+        <w:tc>
+          <w:tcPr>
+            <w:tcBorders>
+              <w:top w:val="single" w:sz="4" w:space="0" w:color="BFBFBF"/>
+              <w:bottom w:val="single" w:sz="4" w:space="0" w:color="BFBFBF"/>
+              <w:left w:val="single" w:sz="4" w:space="0" w:color="BFBFBF"/>
+              <w:right w:val="single" w:sz="4" w:space="0" w:color="BFBFBF"/>
+            </w:tcBorders>
+            <w:shd w:fill="F2F7FB" w:val="clear"/>
+            <w:tcMar>
+              <w:top w:w="50" w:type="dxa"/>
+              <w:bottom w:w="50" w:type="dxa"/>
+              <w:left w:w="100" w:type="dxa"/>
+              <w:right w:w="100" w:type="dxa"/>
+            </w:tcMar>
+          </w:tcPr>
+          <w:p>
+            <w:pPr>
+              <w:pStyle w:val="Compact"/>
+              <w:spacing w:before="20" w:after="20" w:line="280" w:lineRule="exact"/>
+              <w:jc w:val="left"/>
+            </w:pPr>
+            <w:r>
+              <w:rPr>
+                <w:rFonts w:ascii="Arial" w:hAnsi="Arial" w:eastAsia="맑은 고딕"/>
+                <w:color w:val="333333"/>
+                <w:sz w:val="18"/>
+              </w:rPr>
+              <w:t xml:space="preserve">고객 정보 표시</w:t>
+            </w:r>
+          </w:p>
+        </w:tc>
+      </w:tr>
+      <w:tr>
+        <w:trPr/>
+        <w:tc>
+          <w:tcPr>
+            <w:tcBorders>
+              <w:top w:val="single" w:sz="4" w:space="0" w:color="BFBFBF"/>
+              <w:bottom w:val="single" w:sz="4" w:space="0" w:color="BFBFBF"/>
+              <w:left w:val="single" w:sz="4" w:space="0" w:color="BFBFBF"/>
+              <w:right w:val="single" w:sz="4" w:space="0" w:color="BFBFBF"/>
+            </w:tcBorders>
+            <w:tcMar>
+              <w:top w:w="50" w:type="dxa"/>
+              <w:bottom w:w="50" w:type="dxa"/>
+              <w:left w:w="100" w:type="dxa"/>
+              <w:right w:w="100" w:type="dxa"/>
+            </w:tcMar>
+          </w:tcPr>
+          <w:p>
+            <w:pPr>
+              <w:pStyle w:val="Compact"/>
+              <w:spacing w:before="20" w:after="20" w:line="280" w:lineRule="exact"/>
+              <w:jc w:val="left"/>
+            </w:pPr>
+            <w:r>
+              <w:rPr>
+                <w:rFonts w:ascii="Arial" w:hAnsi="Arial" w:eastAsia="맑은 고딕"/>
+                <w:color w:val="333333"/>
+                <w:sz w:val="18"/>
+              </w:rPr>
+              <w:t xml:space="preserve">3</w:t>
+            </w:r>
+          </w:p>
+        </w:tc>
+        <w:tc>
+          <w:tcPr>
+            <w:tcBorders>
+              <w:top w:val="single" w:sz="4" w:space="0" w:color="BFBFBF"/>
+              <w:bottom w:val="single" w:sz="4" w:space="0" w:color="BFBFBF"/>
+              <w:left w:val="single" w:sz="4" w:space="0" w:color="BFBFBF"/>
+              <w:right w:val="single" w:sz="4" w:space="0" w:color="BFBFBF"/>
+            </w:tcBorders>
+            <w:tcMar>
+              <w:top w:w="50" w:type="dxa"/>
+              <w:bottom w:w="50" w:type="dxa"/>
+              <w:left w:w="100" w:type="dxa"/>
+              <w:right w:w="100" w:type="dxa"/>
+            </w:tcMar>
+          </w:tcPr>
+          <w:p>
+            <w:pPr>
+              <w:pStyle w:val="Compact"/>
+              <w:spacing w:before="20" w:after="20" w:line="280" w:lineRule="exact"/>
+              <w:jc w:val="left"/>
+            </w:pPr>
+            <w:r>
+              <w:rPr>
+                <w:rFonts w:ascii="Arial" w:hAnsi="Arial" w:eastAsia="맑은 고딕"/>
+                <w:color w:val="333333"/>
+                <w:sz w:val="18"/>
+              </w:rPr>
+              <w:t xml:space="preserve">답변 내용 입력 후 [답변 등록]</w:t>
+            </w:r>
+          </w:p>
+        </w:tc>
+        <w:tc>
+          <w:tcPr>
+            <w:tcBorders>
+              <w:top w:val="single" w:sz="4" w:space="0" w:color="BFBFBF"/>
+              <w:bottom w:val="single" w:sz="4" w:space="0" w:color="BFBFBF"/>
+              <w:left w:val="single" w:sz="4" w:space="0" w:color="BFBFBF"/>
+              <w:right w:val="single" w:sz="4" w:space="0" w:color="BFBFBF"/>
+            </w:tcBorders>
+            <w:tcMar>
+              <w:top w:w="50" w:type="dxa"/>
+              <w:bottom w:w="50" w:type="dxa"/>
+              <w:left w:w="100" w:type="dxa"/>
+              <w:right w:w="100" w:type="dxa"/>
+            </w:tcMar>
+          </w:tcPr>
+          <w:p>
+            <w:pPr>
+              <w:pStyle w:val="Compact"/>
+              <w:spacing w:before="20" w:after="20" w:line="280" w:lineRule="exact"/>
+              <w:jc w:val="left"/>
+            </w:pPr>
+            <w:r>
+              <w:rPr>
+                <w:rStyle w:val="VerbatimChar"/>
+                <w:rFonts w:ascii="Arial" w:hAnsi="Arial" w:eastAsia="맑은 고딕"/>
+                <w:color w:val="333333"/>
+                <w:sz w:val="18"/>
+              </w:rPr>
+              <w:t xml:space="preserve">POST /api/inquiries/:id/reply</w:t>
+            </w:r>
+          </w:p>
+        </w:tc>
+        <w:tc>
+          <w:tcPr>
+            <w:tcBorders>
+              <w:top w:val="single" w:sz="4" w:space="0" w:color="BFBFBF"/>
+              <w:bottom w:val="single" w:sz="4" w:space="0" w:color="BFBFBF"/>
+              <w:left w:val="single" w:sz="4" w:space="0" w:color="BFBFBF"/>
+              <w:right w:val="single" w:sz="4" w:space="0" w:color="BFBFBF"/>
+            </w:tcBorders>
+            <w:tcMar>
+              <w:top w:w="50" w:type="dxa"/>
+              <w:bottom w:w="50" w:type="dxa"/>
+              <w:left w:w="100" w:type="dxa"/>
+              <w:right w:w="100" w:type="dxa"/>
+            </w:tcMar>
+          </w:tcPr>
+          <w:p>
+            <w:pPr>
+              <w:pStyle w:val="Compact"/>
+              <w:spacing w:before="20" w:after="20" w:line="280" w:lineRule="exact"/>
+              <w:jc w:val="left"/>
+            </w:pPr>
+            <w:r>
+              <w:rPr>
+                <w:rFonts w:ascii="Arial" w:hAnsi="Arial" w:eastAsia="맑은 고딕"/>
+                <w:color w:val="333333"/>
+                <w:sz w:val="18"/>
+              </w:rPr>
+              <w:t xml:space="preserve">status→answered</w:t>
+            </w:r>
+          </w:p>
+        </w:tc>
+      </w:tr>
+      <w:tr>
+        <w:trPr/>
+        <w:tc>
+          <w:tcPr>
+            <w:tcBorders>
+              <w:top w:val="single" w:sz="4" w:space="0" w:color="BFBFBF"/>
+              <w:bottom w:val="single" w:sz="4" w:space="0" w:color="BFBFBF"/>
+              <w:left w:val="single" w:sz="4" w:space="0" w:color="BFBFBF"/>
+              <w:right w:val="single" w:sz="4" w:space="0" w:color="BFBFBF"/>
+            </w:tcBorders>
+            <w:shd w:fill="F2F7FB" w:val="clear"/>
+            <w:tcMar>
+              <w:top w:w="50" w:type="dxa"/>
+              <w:bottom w:w="50" w:type="dxa"/>
+              <w:left w:w="100" w:type="dxa"/>
+              <w:right w:w="100" w:type="dxa"/>
+            </w:tcMar>
+          </w:tcPr>
+          <w:p>
+            <w:pPr>
+              <w:pStyle w:val="Compact"/>
+              <w:spacing w:before="20" w:after="20" w:line="280" w:lineRule="exact"/>
+              <w:jc w:val="left"/>
+            </w:pPr>
+            <w:r>
+              <w:rPr>
+                <w:rFonts w:ascii="Arial" w:hAnsi="Arial" w:eastAsia="맑은 고딕"/>
+                <w:color w:val="333333"/>
+                <w:sz w:val="18"/>
+              </w:rPr>
+              <w:t xml:space="preserve">4</w:t>
+            </w:r>
+          </w:p>
+        </w:tc>
+        <w:tc>
+          <w:tcPr>
+            <w:tcBorders>
+              <w:top w:val="single" w:sz="4" w:space="0" w:color="BFBFBF"/>
+              <w:bottom w:val="single" w:sz="4" w:space="0" w:color="BFBFBF"/>
+              <w:left w:val="single" w:sz="4" w:space="0" w:color="BFBFBF"/>
+              <w:right w:val="single" w:sz="4" w:space="0" w:color="BFBFBF"/>
+            </w:tcBorders>
+            <w:shd w:fill="F2F7FB" w:val="clear"/>
+            <w:tcMar>
+              <w:top w:w="50" w:type="dxa"/>
+              <w:bottom w:w="50" w:type="dxa"/>
+              <w:left w:w="100" w:type="dxa"/>
+              <w:right w:w="100" w:type="dxa"/>
+            </w:tcMar>
+          </w:tcPr>
+          <w:p>
+            <w:pPr>
+              <w:pStyle w:val="Compact"/>
+              <w:spacing w:before="20" w:after="20" w:line="280" w:lineRule="exact"/>
+              <w:jc w:val="left"/>
+            </w:pPr>
+            <w:r>
+              <w:rPr>
+                <w:rFonts w:ascii="Arial" w:hAnsi="Arial" w:eastAsia="맑은 고딕"/>
+                <w:color w:val="333333"/>
+                <w:sz w:val="18"/>
+              </w:rPr>
+              <w:t xml:space="preserve">고객앱에서 답변 확인</w:t>
+            </w:r>
+          </w:p>
+        </w:tc>
+        <w:tc>
+          <w:tcPr>
+            <w:tcBorders>
+              <w:top w:val="single" w:sz="4" w:space="0" w:color="BFBFBF"/>
+              <w:bottom w:val="single" w:sz="4" w:space="0" w:color="BFBFBF"/>
+              <w:left w:val="single" w:sz="4" w:space="0" w:color="BFBFBF"/>
+              <w:right w:val="single" w:sz="4" w:space="0" w:color="BFBFBF"/>
+            </w:tcBorders>
+            <w:shd w:fill="F2F7FB" w:val="clear"/>
+            <w:tcMar>
+              <w:top w:w="50" w:type="dxa"/>
+              <w:bottom w:w="50" w:type="dxa"/>
+              <w:left w:w="100" w:type="dxa"/>
+              <w:right w:w="100" w:type="dxa"/>
+            </w:tcMar>
+          </w:tcPr>
+          <w:p>
+            <w:pPr>
+              <w:pStyle w:val="Compact"/>
+              <w:spacing w:before="20" w:after="20" w:line="280" w:lineRule="exact"/>
+              <w:jc w:val="left"/>
+            </w:pPr>
+            <w:r>
+              <w:rPr>
+                <w:rFonts w:ascii="Arial" w:hAnsi="Arial" w:eastAsia="맑은 고딕"/>
+                <w:color w:val="333333"/>
+                <w:sz w:val="18"/>
+              </w:rPr>
+              <w:t xml:space="preserve">알림(푸시) + 문의 상세에서 답변 표시</w:t>
+            </w:r>
+          </w:p>
+        </w:tc>
+        <w:tc>
+          <w:tcPr>
+            <w:tcBorders>
+              <w:top w:val="single" w:sz="4" w:space="0" w:color="BFBFBF"/>
+              <w:bottom w:val="single" w:sz="4" w:space="0" w:color="BFBFBF"/>
+              <w:left w:val="single" w:sz="4" w:space="0" w:color="BFBFBF"/>
+              <w:right w:val="single" w:sz="4" w:space="0" w:color="BFBFBF"/>
+            </w:tcBorders>
+            <w:shd w:fill="F2F7FB" w:val="clear"/>
+            <w:tcMar>
+              <w:top w:w="50" w:type="dxa"/>
+              <w:bottom w:w="50" w:type="dxa"/>
+              <w:left w:w="100" w:type="dxa"/>
+              <w:right w:w="100" w:type="dxa"/>
+            </w:tcMar>
+          </w:tcPr>
+          <w:p>
+            <w:pPr>
+              <w:pStyle w:val="Compact"/>
+              <w:spacing w:before="20" w:after="20" w:line="280" w:lineRule="exact"/>
+              <w:jc w:val="left"/>
+            </w:pPr>
+            <w:r>
+              <w:rPr>
+                <w:rFonts w:ascii="Arial" w:hAnsi="Arial" w:eastAsia="맑은 고딕"/>
+                <w:color w:val="333333"/>
+                <w:sz w:val="18"/>
+              </w:rPr>
+              <w:t xml:space="preserve">답변 시각 기록</w:t>
+            </w:r>
+          </w:p>
+        </w:tc>
+      </w:tr>
+    </w:tbl>
+    <w:p>
+      <w:pPr>
+        <w:pStyle w:val="Heading3"/>
+      </w:pPr>
+      <w:bookmarkStart w:id="37" w:name="시나리오-2-faq-등록"/>
+      <w:r>
+        <w:t xml:space="preserve">시나리오 2: FAQ 등록</w:t>
+      </w:r>
+      <w:bookmarkEnd w:id="37"/>
+    </w:p>
+    <w:tbl>
+      <w:tblPr>
+        <w:tblStyle w:val="Table"/>
+        <w:jc w:val="center"/>
+        <w:tblLook w:firstRow="1"/>
+        <w:tblW w:w="5000" w:type="pct"/>
+      </w:tblPr>
+      <w:tblGrid/>
+      <w:tr>
+        <w:trPr>
+          <w:cnfStyle w:firstRow="1"/>
+          <w:tblHeader/>
+        </w:trPr>
+        <w:tc>
+          <w:tcPr>
+            <w:tcBorders>
+              <w:bottom w:val="single"/>
+            </w:tcBorders>
+            <w:vAlign w:val="bottom"/>
+            <w:tcBorders>
+              <w:top w:val="single" w:sz="6" w:space="0" w:color="2E75B6"/>
+              <w:bottom w:val="single" w:sz="6" w:space="0" w:color="2E75B6"/>
+              <w:left w:val="single" w:sz="4" w:space="0" w:color="BFBFBF"/>
+              <w:right w:val="single" w:sz="4" w:space="0" w:color="BFBFBF"/>
+            </w:tcBorders>
+            <w:shd w:fill="2E75B6" w:val="clear"/>
+            <w:tcMar>
+              <w:top w:w="50" w:type="dxa"/>
+              <w:bottom w:w="50" w:type="dxa"/>
+              <w:left w:w="100" w:type="dxa"/>
+              <w:right w:w="100" w:type="dxa"/>
+            </w:tcMar>
+          </w:tcPr>
+          <w:p>
+            <w:pPr>
+              <w:pStyle w:val="Compact"/>
+              <w:spacing w:before="20" w:after="20" w:line="280" w:lineRule="exact"/>
+              <w:jc w:val="left"/>
+            </w:pPr>
+            <w:r>
+              <w:rPr>
+                <w:rFonts w:ascii="Arial" w:hAnsi="Arial" w:eastAsia="맑은 고딕"/>
+                <w:b/>
+                <w:color w:val="FFFFFF"/>
+                <w:sz w:val="18"/>
+              </w:rPr>
+              <w:t xml:space="preserve">단계</w:t>
+            </w:r>
+          </w:p>
+        </w:tc>
+        <w:tc>
+          <w:tcPr>
+            <w:tcBorders>
+              <w:bottom w:val="single"/>
+            </w:tcBorders>
+            <w:vAlign w:val="bottom"/>
+            <w:tcBorders>
+              <w:top w:val="single" w:sz="6" w:space="0" w:color="2E75B6"/>
+              <w:bottom w:val="single" w:sz="6" w:space="0" w:color="2E75B6"/>
+              <w:left w:val="single" w:sz="4" w:space="0" w:color="BFBFBF"/>
+              <w:right w:val="single" w:sz="4" w:space="0" w:color="BFBFBF"/>
+            </w:tcBorders>
+            <w:shd w:fill="2E75B6" w:val="clear"/>
+            <w:tcMar>
+              <w:top w:w="50" w:type="dxa"/>
+              <w:bottom w:w="50" w:type="dxa"/>
+              <w:left w:w="100" w:type="dxa"/>
+              <w:right w:w="100" w:type="dxa"/>
+            </w:tcMar>
+          </w:tcPr>
+          <w:p>
+            <w:pPr>
+              <w:pStyle w:val="Compact"/>
+              <w:spacing w:before="20" w:after="20" w:line="280" w:lineRule="exact"/>
+              <w:jc w:val="left"/>
+            </w:pPr>
+            <w:r>
+              <w:rPr>
+                <w:rFonts w:ascii="Arial" w:hAnsi="Arial" w:eastAsia="맑은 고딕"/>
+                <w:b/>
+                <w:color w:val="FFFFFF"/>
+                <w:sz w:val="18"/>
+              </w:rPr>
+              <w:t xml:space="preserve">사용자 행동</w:t>
+            </w:r>
+          </w:p>
+        </w:tc>
+        <w:tc>
+          <w:tcPr>
+            <w:tcBorders>
+              <w:bottom w:val="single"/>
+            </w:tcBorders>
+            <w:vAlign w:val="bottom"/>
+            <w:tcBorders>
+              <w:top w:val="single" w:sz="6" w:space="0" w:color="2E75B6"/>
+              <w:bottom w:val="single" w:sz="6" w:space="0" w:color="2E75B6"/>
+              <w:left w:val="single" w:sz="4" w:space="0" w:color="BFBFBF"/>
+              <w:right w:val="single" w:sz="4" w:space="0" w:color="BFBFBF"/>
+            </w:tcBorders>
+            <w:shd w:fill="2E75B6" w:val="clear"/>
+            <w:tcMar>
+              <w:top w:w="50" w:type="dxa"/>
+              <w:bottom w:w="50" w:type="dxa"/>
+              <w:left w:w="100" w:type="dxa"/>
+              <w:right w:w="100" w:type="dxa"/>
+            </w:tcMar>
+          </w:tcPr>
+          <w:p>
+            <w:pPr>
+              <w:pStyle w:val="Compact"/>
+              <w:spacing w:before="20" w:after="20" w:line="280" w:lineRule="exact"/>
+              <w:jc w:val="left"/>
+            </w:pPr>
+            <w:r>
+              <w:rPr>
+                <w:rFonts w:ascii="Arial" w:hAnsi="Arial" w:eastAsia="맑은 고딕"/>
+                <w:b/>
+                <w:color w:val="FFFFFF"/>
+                <w:sz w:val="18"/>
+              </w:rPr>
+              <w:t xml:space="preserve">시스템 응답</w:t>
+            </w:r>
+          </w:p>
+        </w:tc>
+        <w:tc>
+          <w:tcPr>
+            <w:tcBorders>
+              <w:bottom w:val="single"/>
+            </w:tcBorders>
+            <w:vAlign w:val="bottom"/>
+            <w:tcBorders>
+              <w:top w:val="single" w:sz="6" w:space="0" w:color="2E75B6"/>
+              <w:bottom w:val="single" w:sz="6" w:space="0" w:color="2E75B6"/>
+              <w:left w:val="single" w:sz="4" w:space="0" w:color="BFBFBF"/>
+              <w:right w:val="single" w:sz="4" w:space="0" w:color="BFBFBF"/>
+            </w:tcBorders>
+            <w:shd w:fill="2E75B6" w:val="clear"/>
+            <w:tcMar>
+              <w:top w:w="50" w:type="dxa"/>
+              <w:bottom w:w="50" w:type="dxa"/>
+              <w:left w:w="100" w:type="dxa"/>
+              <w:right w:w="100" w:type="dxa"/>
+            </w:tcMar>
+          </w:tcPr>
+          <w:p>
+            <w:pPr>
+              <w:pStyle w:val="Compact"/>
+              <w:spacing w:before="20" w:after="20" w:line="280" w:lineRule="exact"/>
+              <w:jc w:val="left"/>
+            </w:pPr>
+            <w:r>
+              <w:rPr>
+                <w:rFonts w:ascii="Arial" w:hAnsi="Arial" w:eastAsia="맑은 고딕"/>
+                <w:b/>
+                <w:color w:val="FFFFFF"/>
+                <w:sz w:val="18"/>
+              </w:rPr>
+              <w:t xml:space="preserve">검증 포인트</w:t>
+            </w:r>
+          </w:p>
+        </w:tc>
+      </w:tr>
+      <w:tr>
+        <w:trPr/>
+        <w:tc>
+          <w:tcPr>
+            <w:tcBorders>
+              <w:top w:val="single" w:sz="4" w:space="0" w:color="BFBFBF"/>
+              <w:bottom w:val="single" w:sz="4" w:space="0" w:color="BFBFBF"/>
+              <w:left w:val="single" w:sz="4" w:space="0" w:color="BFBFBF"/>
+              <w:right w:val="single" w:sz="4" w:space="0" w:color="BFBFBF"/>
+            </w:tcBorders>
+            <w:tcMar>
+              <w:top w:w="50" w:type="dxa"/>
+              <w:bottom w:w="50" w:type="dxa"/>
+              <w:left w:w="100" w:type="dxa"/>
+              <w:right w:w="100" w:type="dxa"/>
+            </w:tcMar>
+          </w:tcPr>
+          <w:p>
+            <w:pPr>
+              <w:pStyle w:val="Compact"/>
+              <w:spacing w:before="20" w:after="20" w:line="280" w:lineRule="exact"/>
+              <w:jc w:val="left"/>
+            </w:pPr>
+            <w:r>
+              <w:rPr>
+                <w:rFonts w:ascii="Arial" w:hAnsi="Arial" w:eastAsia="맑은 고딕"/>
+                <w:color w:val="333333"/>
+                <w:sz w:val="18"/>
+              </w:rPr>
+              <w:t xml:space="preserve">1</w:t>
+            </w:r>
+          </w:p>
+        </w:tc>
+        <w:tc>
+          <w:tcPr>
+            <w:tcBorders>
+              <w:top w:val="single" w:sz="4" w:space="0" w:color="BFBFBF"/>
+              <w:bottom w:val="single" w:sz="4" w:space="0" w:color="BFBFBF"/>
+              <w:left w:val="single" w:sz="4" w:space="0" w:color="BFBFBF"/>
+              <w:right w:val="single" w:sz="4" w:space="0" w:color="BFBFBF"/>
+            </w:tcBorders>
+            <w:tcMar>
+              <w:top w:w="50" w:type="dxa"/>
+              <w:bottom w:w="50" w:type="dxa"/>
+              <w:left w:w="100" w:type="dxa"/>
+              <w:right w:w="100" w:type="dxa"/>
+            </w:tcMar>
+          </w:tcPr>
+          <w:p>
+            <w:pPr>
+              <w:pStyle w:val="Compact"/>
+              <w:spacing w:before="20" w:after="20" w:line="280" w:lineRule="exact"/>
+              <w:jc w:val="left"/>
+            </w:pPr>
+            <w:r>
+              <w:rPr>
+                <w:rFonts w:ascii="Arial" w:hAnsi="Arial" w:eastAsia="맑은 고딕"/>
+                <w:color w:val="333333"/>
+                <w:sz w:val="18"/>
+              </w:rPr>
+              <w:t xml:space="preserve">FAQ 관리 → [FAQ 등록]</w:t>
+            </w:r>
+          </w:p>
+        </w:tc>
+        <w:tc>
+          <w:tcPr>
+            <w:tcBorders>
+              <w:top w:val="single" w:sz="4" w:space="0" w:color="BFBFBF"/>
+              <w:bottom w:val="single" w:sz="4" w:space="0" w:color="BFBFBF"/>
+              <w:left w:val="single" w:sz="4" w:space="0" w:color="BFBFBF"/>
+              <w:right w:val="single" w:sz="4" w:space="0" w:color="BFBFBF"/>
+            </w:tcBorders>
+            <w:tcMar>
+              <w:top w:w="50" w:type="dxa"/>
+              <w:bottom w:w="50" w:type="dxa"/>
+              <w:left w:w="100" w:type="dxa"/>
+              <w:right w:w="100" w:type="dxa"/>
+            </w:tcMar>
+          </w:tcPr>
+          <w:p>
+            <w:pPr>
+              <w:pStyle w:val="Compact"/>
+              <w:spacing w:before="20" w:after="20" w:line="280" w:lineRule="exact"/>
+              <w:jc w:val="left"/>
+            </w:pPr>
+            <w:r>
+              <w:rPr>
+                <w:rFonts w:ascii="Arial" w:hAnsi="Arial" w:eastAsia="맑은 고딕"/>
+                <w:color w:val="333333"/>
+                <w:sz w:val="18"/>
+              </w:rPr>
+              <w:t xml:space="preserve">카테고리/질문/답변 입력 폼</w:t>
+            </w:r>
+          </w:p>
+        </w:tc>
+        <w:tc>
+          <w:tcPr>
+            <w:tcBorders>
+              <w:top w:val="single" w:sz="4" w:space="0" w:color="BFBFBF"/>
+              <w:bottom w:val="single" w:sz="4" w:space="0" w:color="BFBFBF"/>
+              <w:left w:val="single" w:sz="4" w:space="0" w:color="BFBFBF"/>
+              <w:right w:val="single" w:sz="4" w:space="0" w:color="BFBFBF"/>
+            </w:tcBorders>
+            <w:tcMar>
+              <w:top w:w="50" w:type="dxa"/>
+              <w:bottom w:w="50" w:type="dxa"/>
+              <w:left w:w="100" w:type="dxa"/>
+              <w:right w:w="100" w:type="dxa"/>
+            </w:tcMar>
+          </w:tcPr>
+          <w:p>
+            <w:pPr>
+              <w:pStyle w:val="Compact"/>
+              <w:spacing w:before="20" w:after="20" w:line="280" w:lineRule="exact"/>
+              <w:jc w:val="left"/>
+            </w:pPr>
+            <w:r>
+              <w:rPr>
+                <w:rFonts w:ascii="Arial" w:hAnsi="Arial" w:eastAsia="맑은 고딕"/>
+                <w:color w:val="333333"/>
+                <w:sz w:val="18"/>
+              </w:rPr>
+              <w:t xml:space="preserve">필수 필드</w:t>
+            </w:r>
+          </w:p>
+        </w:tc>
+      </w:tr>
+      <w:tr>
+        <w:trPr/>
+        <w:tc>
+          <w:tcPr>
+            <w:tcBorders>
+              <w:top w:val="single" w:sz="4" w:space="0" w:color="BFBFBF"/>
+              <w:bottom w:val="single" w:sz="4" w:space="0" w:color="BFBFBF"/>
+              <w:left w:val="single" w:sz="4" w:space="0" w:color="BFBFBF"/>
+              <w:right w:val="single" w:sz="4" w:space="0" w:color="BFBFBF"/>
+            </w:tcBorders>
+            <w:shd w:fill="F2F7FB" w:val="clear"/>
+            <w:tcMar>
+              <w:top w:w="50" w:type="dxa"/>
+              <w:bottom w:w="50" w:type="dxa"/>
+              <w:left w:w="100" w:type="dxa"/>
+              <w:right w:w="100" w:type="dxa"/>
+            </w:tcMar>
+          </w:tcPr>
+          <w:p>
+            <w:pPr>
+              <w:pStyle w:val="Compact"/>
+              <w:spacing w:before="20" w:after="20" w:line="280" w:lineRule="exact"/>
+              <w:jc w:val="left"/>
+            </w:pPr>
+            <w:r>
+              <w:rPr>
+                <w:rFonts w:ascii="Arial" w:hAnsi="Arial" w:eastAsia="맑은 고딕"/>
+                <w:color w:val="333333"/>
+                <w:sz w:val="18"/>
+              </w:rPr>
+              <w:t xml:space="preserve">2</w:t>
+            </w:r>
+          </w:p>
+        </w:tc>
+        <w:tc>
+          <w:tcPr>
+            <w:tcBorders>
+              <w:top w:val="single" w:sz="4" w:space="0" w:color="BFBFBF"/>
+              <w:bottom w:val="single" w:sz="4" w:space="0" w:color="BFBFBF"/>
+              <w:left w:val="single" w:sz="4" w:space="0" w:color="BFBFBF"/>
+              <w:right w:val="single" w:sz="4" w:space="0" w:color="BFBFBF"/>
+            </w:tcBorders>
+            <w:shd w:fill="F2F7FB" w:val="clear"/>
+            <w:tcMar>
+              <w:top w:w="50" w:type="dxa"/>
+              <w:bottom w:w="50" w:type="dxa"/>
+              <w:left w:w="100" w:type="dxa"/>
+              <w:right w:w="100" w:type="dxa"/>
+            </w:tcMar>
+          </w:tcPr>
+          <w:p>
+            <w:pPr>
+              <w:pStyle w:val="Compact"/>
+              <w:spacing w:before="20" w:after="20" w:line="280" w:lineRule="exact"/>
+              <w:jc w:val="left"/>
+            </w:pPr>
+            <w:r>
+              <w:rPr>
+                <w:rFonts w:ascii="Arial" w:hAnsi="Arial" w:eastAsia="맑은 고딕"/>
+                <w:color w:val="333333"/>
+                <w:sz w:val="18"/>
+              </w:rPr>
+              <w:t xml:space="preserve">정보 입력 후 [저장]</w:t>
+            </w:r>
+          </w:p>
+        </w:tc>
+        <w:tc>
+          <w:tcPr>
+            <w:tcBorders>
+              <w:top w:val="single" w:sz="4" w:space="0" w:color="BFBFBF"/>
+              <w:bottom w:val="single" w:sz="4" w:space="0" w:color="BFBFBF"/>
+              <w:left w:val="single" w:sz="4" w:space="0" w:color="BFBFBF"/>
+              <w:right w:val="single" w:sz="4" w:space="0" w:color="BFBFBF"/>
+            </w:tcBorders>
+            <w:shd w:fill="F2F7FB" w:val="clear"/>
+            <w:tcMar>
+              <w:top w:w="50" w:type="dxa"/>
+              <w:bottom w:w="50" w:type="dxa"/>
+              <w:left w:w="100" w:type="dxa"/>
+              <w:right w:w="100" w:type="dxa"/>
+            </w:tcMar>
+          </w:tcPr>
+          <w:p>
+            <w:pPr>
+              <w:pStyle w:val="Compact"/>
+              <w:spacing w:before="20" w:after="20" w:line="280" w:lineRule="exact"/>
+              <w:jc w:val="left"/>
+            </w:pPr>
+            <w:r>
+              <w:rPr>
+                <w:rStyle w:val="VerbatimChar"/>
+                <w:rFonts w:ascii="Arial" w:hAnsi="Arial" w:eastAsia="맑은 고딕"/>
+                <w:color w:val="333333"/>
+                <w:sz w:val="18"/>
+              </w:rPr>
+              <w:t xml:space="preserve">POST /api/faqs</w:t>
+            </w:r>
+            <w:r>
+              <w:rPr>
+                <w:rFonts w:ascii="Arial" w:hAnsi="Arial" w:eastAsia="맑은 고딕"/>
+                <w:color w:val="333333"/>
+                <w:sz w:val="18"/>
+              </w:rPr>
+              <w:t xml:space="preserve"> </w:t>
+            </w:r>
+            <w:r>
+              <w:rPr>
+                <w:rFonts w:ascii="Arial" w:hAnsi="Arial" w:eastAsia="맑은 고딕"/>
+                <w:color w:val="333333"/>
+                <w:sz w:val="18"/>
+              </w:rPr>
+              <w:t xml:space="preserve">→ 목록 갱신</w:t>
+            </w:r>
+          </w:p>
+        </w:tc>
+        <w:tc>
+          <w:tcPr>
+            <w:tcBorders>
+              <w:top w:val="single" w:sz="4" w:space="0" w:color="BFBFBF"/>
+              <w:bottom w:val="single" w:sz="4" w:space="0" w:color="BFBFBF"/>
+              <w:left w:val="single" w:sz="4" w:space="0" w:color="BFBFBF"/>
+              <w:right w:val="single" w:sz="4" w:space="0" w:color="BFBFBF"/>
+            </w:tcBorders>
+            <w:shd w:fill="F2F7FB" w:val="clear"/>
+            <w:tcMar>
+              <w:top w:w="50" w:type="dxa"/>
+              <w:bottom w:w="50" w:type="dxa"/>
+              <w:left w:w="100" w:type="dxa"/>
+              <w:right w:w="100" w:type="dxa"/>
+            </w:tcMar>
+          </w:tcPr>
+          <w:p>
+            <w:pPr>
+              <w:pStyle w:val="Compact"/>
+              <w:spacing w:before="20" w:after="20" w:line="280" w:lineRule="exact"/>
+              <w:jc w:val="left"/>
+            </w:pPr>
+            <w:r>
+              <w:rPr>
+                <w:rFonts w:ascii="Arial" w:hAnsi="Arial" w:eastAsia="맑은 고딕"/>
+                <w:color w:val="333333"/>
+                <w:sz w:val="18"/>
+              </w:rPr>
+              <w:t xml:space="preserve">순서 지정</w:t>
+            </w:r>
+          </w:p>
+        </w:tc>
+      </w:tr>
+      <w:tr>
+        <w:trPr/>
+        <w:tc>
+          <w:tcPr>
+            <w:tcBorders>
+              <w:top w:val="single" w:sz="4" w:space="0" w:color="BFBFBF"/>
+              <w:bottom w:val="single" w:sz="4" w:space="0" w:color="BFBFBF"/>
+              <w:left w:val="single" w:sz="4" w:space="0" w:color="BFBFBF"/>
+              <w:right w:val="single" w:sz="4" w:space="0" w:color="BFBFBF"/>
+            </w:tcBorders>
+            <w:tcMar>
+              <w:top w:w="50" w:type="dxa"/>
+              <w:bottom w:w="50" w:type="dxa"/>
+              <w:left w:w="100" w:type="dxa"/>
+              <w:right w:w="100" w:type="dxa"/>
+            </w:tcMar>
+          </w:tcPr>
+          <w:p>
+            <w:pPr>
+              <w:pStyle w:val="Compact"/>
+              <w:spacing w:before="20" w:after="20" w:line="280" w:lineRule="exact"/>
+              <w:jc w:val="left"/>
+            </w:pPr>
+            <w:r>
+              <w:rPr>
+                <w:rFonts w:ascii="Arial" w:hAnsi="Arial" w:eastAsia="맑은 고딕"/>
+                <w:color w:val="333333"/>
+                <w:sz w:val="18"/>
+              </w:rPr>
+              <w:t xml:space="preserve">3</w:t>
+            </w:r>
+          </w:p>
+        </w:tc>
+        <w:tc>
+          <w:tcPr>
+            <w:tcBorders>
+              <w:top w:val="single" w:sz="4" w:space="0" w:color="BFBFBF"/>
+              <w:bottom w:val="single" w:sz="4" w:space="0" w:color="BFBFBF"/>
+              <w:left w:val="single" w:sz="4" w:space="0" w:color="BFBFBF"/>
+              <w:right w:val="single" w:sz="4" w:space="0" w:color="BFBFBF"/>
+            </w:tcBorders>
+            <w:tcMar>
+              <w:top w:w="50" w:type="dxa"/>
+              <w:bottom w:w="50" w:type="dxa"/>
+              <w:left w:w="100" w:type="dxa"/>
+              <w:right w:w="100" w:type="dxa"/>
+            </w:tcMar>
+          </w:tcPr>
+          <w:p>
+            <w:pPr>
+              <w:pStyle w:val="Compact"/>
+              <w:spacing w:before="20" w:after="20" w:line="280" w:lineRule="exact"/>
+              <w:jc w:val="left"/>
+            </w:pPr>
+            <w:r>
+              <w:rPr>
+                <w:rFonts w:ascii="Arial" w:hAnsi="Arial" w:eastAsia="맑은 고딕"/>
+                <w:color w:val="333333"/>
+                <w:sz w:val="18"/>
+              </w:rPr>
+              <w:t xml:space="preserve">고객앱 FAQ에 즉시 반영</w:t>
+            </w:r>
+          </w:p>
+        </w:tc>
+        <w:tc>
+          <w:tcPr>
+            <w:tcBorders>
+              <w:top w:val="single" w:sz="4" w:space="0" w:color="BFBFBF"/>
+              <w:bottom w:val="single" w:sz="4" w:space="0" w:color="BFBFBF"/>
+              <w:left w:val="single" w:sz="4" w:space="0" w:color="BFBFBF"/>
+              <w:right w:val="single" w:sz="4" w:space="0" w:color="BFBFBF"/>
+            </w:tcBorders>
+            <w:tcMar>
+              <w:top w:w="50" w:type="dxa"/>
+              <w:bottom w:w="50" w:type="dxa"/>
+              <w:left w:w="100" w:type="dxa"/>
+              <w:right w:w="100" w:type="dxa"/>
+            </w:tcMar>
+          </w:tcPr>
+          <w:p>
+            <w:pPr>
+              <w:pStyle w:val="Compact"/>
+              <w:spacing w:before="20" w:after="20" w:line="280" w:lineRule="exact"/>
+              <w:jc w:val="left"/>
+            </w:pPr>
+            <w:r>
+              <w:rPr>
+                <w:rFonts w:ascii="Arial" w:hAnsi="Arial" w:eastAsia="맑은 고딕"/>
+                <w:color w:val="333333"/>
+                <w:sz w:val="18"/>
+              </w:rPr>
+              <w:t xml:space="preserve">카테고리별 FAQ 목록 노출</w:t>
+            </w:r>
+          </w:p>
+        </w:tc>
+        <w:tc>
+          <w:tcPr>
+            <w:tcBorders>
+              <w:top w:val="single" w:sz="4" w:space="0" w:color="BFBFBF"/>
+              <w:bottom w:val="single" w:sz="4" w:space="0" w:color="BFBFBF"/>
+              <w:left w:val="single" w:sz="4" w:space="0" w:color="BFBFBF"/>
+              <w:right w:val="single" w:sz="4" w:space="0" w:color="BFBFBF"/>
+            </w:tcBorders>
+            <w:tcMar>
+              <w:top w:w="50" w:type="dxa"/>
+              <w:bottom w:w="50" w:type="dxa"/>
+              <w:left w:w="100" w:type="dxa"/>
+              <w:right w:w="100" w:type="dxa"/>
+            </w:tcMar>
+          </w:tcPr>
+          <w:p>
+            <w:pPr>
+              <w:pStyle w:val="Compact"/>
+              <w:spacing w:before="20" w:after="20" w:line="280" w:lineRule="exact"/>
+              <w:jc w:val="left"/>
+            </w:pPr>
+            <w:r>
+              <w:rPr>
+                <w:rFonts w:ascii="Arial" w:hAnsi="Arial" w:eastAsia="맑은 고딕"/>
+                <w:color w:val="333333"/>
+                <w:sz w:val="18"/>
+              </w:rPr>
+              <w:t xml:space="preserve">노출 순서 확인</w:t>
+            </w:r>
+          </w:p>
+        </w:tc>
+      </w:tr>
+    </w:tbl>
     <w:sectPr/>
   </w:body>
 </w:document>
